--- a/About presentation 30 - 06 -2026.docx
+++ b/About presentation 30 - 06 -2026.docx
@@ -1,8 +1,13 @@
 
 <file path=word/document.xml><?xml version="1.0" encoding="utf-8"?>
-<w:document xmlns:wpc="http://schemas.microsoft.com/office/word/2010/wordprocessingCanvas" xmlns:cx="http://schemas.microsoft.com/office/drawing/2014/chartex" xmlns:cx1="http://schemas.microsoft.com/office/drawing/2015/9/8/chartex" xmlns:cx2="http://schemas.microsoft.com/office/drawing/2015/10/21/chartex" xmlns:cx3="http://schemas.microsoft.com/office/drawing/2016/5/9/chartex" xmlns:cx4="http://schemas.microsoft.com/office/drawing/2016/5/10/chartex" xmlns:cx5="http://schemas.microsoft.com/office/drawing/2016/5/11/chartex" xmlns:cx6="http://schemas.microsoft.com/office/drawing/2016/5/12/chartex" xmlns:cx7="http://schemas.microsoft.com/office/drawing/2016/5/13/chartex" xmlns:cx8="http://schemas.microsoft.com/office/drawing/2016/5/14/chartex" xmlns:mc="http://schemas.openxmlformats.org/markup-compatibility/2006" xmlns:aink="http://schemas.microsoft.com/office/drawing/2016/ink" xmlns:am3d="http://schemas.microsoft.com/office/drawing/2017/model3d" xmlns:o="urn:schemas-microsoft-com:office:office" xmlns:oel="http://schemas.microsoft.com/office/2019/extlst" xmlns:r="http://schemas.openxmlformats.org/officeDocument/2006/relationships" xmlns:m="http://schemas.openxmlformats.org/officeDocument/2006/math" xmlns:v="urn:schemas-microsoft-com:vml" xmlns:wp14="http://schemas.microsoft.com/office/word/2010/wordprocessingDrawing" xmlns:wp="http://schemas.openxmlformats.org/drawingml/2006/wordprocessingDrawing" xmlns:w10="urn:schemas-microsoft-com:office:word" xmlns:w="http://schemas.openxmlformats.org/wordprocessingml/2006/main" xmlns:w14="http://schemas.microsoft.com/office/word/2010/wordml" xmlns:w15="http://schemas.microsoft.com/office/word/2012/wordml" xmlns:w16cex="http://schemas.microsoft.com/office/word/2018/wordml/cex" xmlns:w16cid="http://schemas.microsoft.com/office/word/2016/wordml/cid" xmlns:w16="http://schemas.microsoft.com/office/word/2018/wordml" xmlns:w16du="http://schemas.microsoft.com/office/word/2023/wordml/word16du" xmlns:w16sdtdh="http://schemas.microsoft.com/office/word/2020/wordml/sdtdatahash" xmlns:w16sdtfl="http://schemas.microsoft.com/office/word/2024/wordml/sdtformatlock" xmlns:w16se="http://schemas.microsoft.com/office/word/2015/wordml/symex" xmlns:wpg="http://schemas.microsoft.com/office/word/2010/wordprocessingGroup" xmlns:wpi="http://schemas.microsoft.com/office/word/2010/wordprocessingInk" xmlns:wne="http://schemas.microsoft.com/office/word/2006/wordml" xmlns:wps="http://schemas.microsoft.com/office/word/2010/wordprocessingShape" mc:Ignorable="w14 w15 w16se w16cid w16 w16cex w16sdtdh w16sdtfl w16du wp14">
+<w:document xmlns:wpc="http://schemas.microsoft.com/office/word/2010/wordprocessingCanvas" xmlns:cx="http://schemas.microsoft.com/office/drawing/2014/chartex" xmlns:cx1="http://schemas.microsoft.com/office/drawing/2015/9/8/chartex" xmlns:cx2="http://schemas.microsoft.com/office/drawing/2015/10/21/chartex" xmlns:cx3="http://schemas.microsoft.com/office/drawing/2016/5/9/chartex" xmlns:cx4="http://schemas.microsoft.com/office/drawing/2016/5/10/chartex" xmlns:cx5="http://schemas.microsoft.com/office/drawing/2016/5/11/chartex" xmlns:cx6="http://schemas.microsoft.com/office/drawing/2016/5/12/chartex" xmlns:cx7="http://schemas.microsoft.com/office/drawing/2016/5/13/chartex" xmlns:cx8="http://schemas.microsoft.com/office/drawing/2016/5/14/chartex" xmlns:mc="http://schemas.openxmlformats.org/markup-compatibility/2006" xmlns:aink="http://schemas.microsoft.com/office/drawing/2016/ink" xmlns:am3d="http://schemas.microsoft.com/office/drawing/2017/model3d" xmlns:o="urn:schemas-microsoft-com:office:office" xmlns:oel="http://schemas.microsoft.com/office/2019/extlst" xmlns:r="http://schemas.openxmlformats.org/officeDocument/2006/relationships" xmlns:m="http://schemas.openxmlformats.org/officeDocument/2006/math" xmlns:v="urn:schemas-microsoft-com:vml" xmlns:wp14="http://schemas.microsoft.com/office/word/2010/wordprocessingDrawing" xmlns:wp="http://schemas.openxmlformats.org/drawingml/2006/wordprocessingDrawing" xmlns:w10="urn:schemas-microsoft-com:office:word" xmlns:w="http://schemas.openxmlformats.org/wordprocessingml/2006/main" xmlns:w14="http://schemas.microsoft.com/office/word/2010/wordml" xmlns:w15="http://schemas.microsoft.com/office/word/2012/wordml" xmlns:w16cei="http://schemas.microsoft.com/office/word/2026/wordml/cei" xmlns:w16cex="http://schemas.microsoft.com/office/word/2018/wordml/cex" xmlns:w16cid="http://schemas.microsoft.com/office/word/2016/wordml/cid" xmlns:w16="http://schemas.microsoft.com/office/word/2018/wordml" xmlns:w16du="http://schemas.microsoft.com/office/word/2023/wordml/word16du" xmlns:w16sdtdh="http://schemas.microsoft.com/office/word/2020/wordml/sdtdatahash" xmlns:w16sdtfl="http://schemas.microsoft.com/office/word/2024/wordml/sdtformatlock" xmlns:w16se="http://schemas.microsoft.com/office/word/2015/wordml/symex" xmlns:wpg="http://schemas.microsoft.com/office/word/2010/wordprocessingGroup" xmlns:wpi="http://schemas.microsoft.com/office/word/2010/wordprocessingInk" xmlns:wne="http://schemas.microsoft.com/office/word/2006/wordml" xmlns:wps="http://schemas.microsoft.com/office/word/2010/wordprocessingShape" mc:Ignorable="w14 w15 w16se w16cid w16 w16cex w16sdtdh w16sdtfl w16du wp14">
   <w:body>
     <w:p>
+      <w:r>
+        <w:t xml:space="preserve">Presentation </w:t>
+      </w:r>
+    </w:p>
+    <w:p>
       <w:pPr>
         <w:rPr>
           <w:b/>
@@ -10,6 +15,166 @@
         </w:rPr>
       </w:pPr>
       <w:r>
+        <w:rPr>
+          <w:b/>
+          <w:bCs/>
+        </w:rPr>
+        <w:t>1. Platform summary</w:t>
+      </w:r>
+    </w:p>
+    <w:p>
+      <w:r>
+        <w:rPr>
+          <w:b/>
+          <w:bCs/>
+        </w:rPr>
+        <w:br/>
+        <w:t>Forecast Improvement Platform</w:t>
+      </w:r>
+      <w:r>
+        <w:rPr>
+          <w:b/>
+          <w:bCs/>
+        </w:rPr>
+        <w:t xml:space="preserve"> is a forecasting improvement platform that compares multiple estimation models against a governed baseline. The goal is not to automatically replace the current model, but to evaluate evidence, identify challengers, and suggest better forecasting alternatives under controlled governance rules. The dashboard makes model performance, risks, and explanations easy to visualize in a fast, traceable, read-only experience. In addition, an AI-powered assistant consumes the governed artifacts to generate grounded explanations, turning forecasting data into governed insights that support better capacity decisions.</w:t>
+      </w:r>
+    </w:p>
+    <w:p>
+      <w:r>
+        <w:pict w14:anchorId="6D83F52A">
+          <v:rect id="_x0000_i1061" style="width:0;height:1.5pt" o:hralign="center" o:hrstd="t" o:hr="t" fillcolor="#a0a0a0" stroked="f"/>
+        </w:pict>
+      </w:r>
+    </w:p>
+    <w:p>
+      <w:pPr>
+        <w:rPr>
+          <w:b/>
+          <w:bCs/>
+        </w:rPr>
+      </w:pPr>
+      <w:r>
+        <w:rPr>
+          <w:b/>
+          <w:bCs/>
+        </w:rPr>
+        <w:t>2. Model comparison and champion selection</w:t>
+      </w:r>
+    </w:p>
+    <w:p>
+      <w:r>
+        <w:rPr>
+          <w:b/>
+          <w:bCs/>
+        </w:rPr>
+        <w:t>AEGIS moves from comparing multiple forecasting models to selecting a governed champion. The purpose is to evaluate baseline, statistical, machine learning, and deep learning models under the same evidence-based framework, using accuracy, robustness, and consistency metrics. The output is a transparent champion selection process that feeds the dashboard with rankings, performance evidence, governed insights, and artifact-based explanations for users.</w:t>
+      </w:r>
+    </w:p>
+    <w:p>
+      <w:r>
+        <w:pict w14:anchorId="7A61438A">
+          <v:rect id="_x0000_i1062" style="width:0;height:1.5pt" o:hralign="center" o:hrstd="t" o:hr="t" fillcolor="#a0a0a0" stroked="f"/>
+        </w:pict>
+      </w:r>
+    </w:p>
+    <w:p>
+      <w:pPr>
+        <w:rPr>
+          <w:b/>
+          <w:bCs/>
+        </w:rPr>
+      </w:pPr>
+      <w:r>
+        <w:rPr>
+          <w:b/>
+          <w:bCs/>
+        </w:rPr>
+        <w:t>3. Internal architecture and speed</w:t>
+      </w:r>
+    </w:p>
+    <w:p>
+      <w:r>
+        <w:rPr>
+          <w:b/>
+          <w:bCs/>
+        </w:rPr>
+        <w:t>T</w:t>
+      </w:r>
+      <w:r>
+        <w:rPr>
+          <w:b/>
+          <w:bCs/>
+        </w:rPr>
+        <w:t>he internal architecture that makes AEGIS fast. All the heavy work—data ingestion, transformations, model execution, evaluations, governance gates, and champion selection—happens offline before the dashboard is used. The dashboard only reads pre-computed, validated, versioned CSV artifacts; it does not join, aggregate, recalculate, or train anything at runtime. That artifacts-first design keeps the experience lightweight and fast, while also allowing the AI assistant to explain results using only governed evidence.</w:t>
+      </w:r>
+    </w:p>
+    <w:p>
+      <w:r>
+        <w:pict w14:anchorId="00690BEF">
+          <v:rect id="_x0000_i1063" style="width:0;height:1.5pt" o:hralign="center" o:hrstd="t" o:hr="t" fillcolor="#a0a0a0" stroked="f"/>
+        </w:pict>
+      </w:r>
+    </w:p>
+    <w:p>
+      <w:pPr>
+        <w:rPr>
+          <w:b/>
+          <w:bCs/>
+        </w:rPr>
+      </w:pPr>
+      <w:r>
+        <w:rPr>
+          <w:b/>
+          <w:bCs/>
+        </w:rPr>
+        <w:t>4. Technology stack and AI-powered experience</w:t>
+      </w:r>
+    </w:p>
+    <w:p>
+      <w:r>
+        <w:rPr>
+          <w:b/>
+          <w:bCs/>
+        </w:rPr>
+        <w:t>T</w:t>
+      </w:r>
+      <w:r>
+        <w:rPr>
+          <w:b/>
+          <w:bCs/>
+        </w:rPr>
+        <w:t xml:space="preserve">he full AEGIS technology stack. Python handles the modeling and forecasting work, producing governed CSV artifacts such as forecasts, actuals, rankings, tournament results, and governance records. Shiny provides the interactive dashboard experience </w:t>
+      </w:r>
+      <w:r>
+        <w:rPr>
+          <w:b/>
+          <w:bCs/>
+        </w:rPr>
+        <w:lastRenderedPageBreak/>
+        <w:t>on top of those artifacts, with fast charts, filters, and downloads. On top of that, an AI-powered assistant consumes the governed artifacts to answer questions and explain results in natural language, while remaining grounded in validated evidence. The key point is that AEGIS combines Python’s modeling power, Shiny’s user experience, and AI-based explanations while keeping the dashboard read-only, fast, and governed.</w:t>
+      </w:r>
+    </w:p>
+    <w:p/>
+    <w:p/>
+    <w:p>
+      <w:r>
+        <w:br/>
+      </w:r>
+    </w:p>
+    <w:p>
+      <w:pPr>
+        <w:rPr>
+          <w:b/>
+          <w:bCs/>
+        </w:rPr>
+      </w:pPr>
+      <w:r>
+        <w:br/>
+      </w:r>
+      <w:r>
+        <w:br/>
+      </w:r>
+      <w:r>
         <w:t>AEGIS Forecast Improvement Dashboard: From Forecasting Data to Governed Insights</w:t>
       </w:r>
       <w:r>
@@ -63,17 +228,8 @@
           <w:b/>
           <w:bCs/>
         </w:rPr>
-        <w:t xml:space="preserve">2. </w:t>
-      </w:r>
-      <w:proofErr w:type="spellStart"/>
-      <w:r>
-        <w:rPr>
-          <w:b/>
-          <w:bCs/>
-        </w:rPr>
-        <w:t>Oviervew</w:t>
-      </w:r>
-      <w:proofErr w:type="spellEnd"/>
+        <w:t>2. Oviervew</w:t>
+      </w:r>
       <w:r>
         <w:br/>
       </w:r>
@@ -127,23 +283,16 @@
     </w:p>
     <w:p>
       <w:r>
-        <w:t xml:space="preserve">This section shows the full model universe being compared. It groups the 15 models into baseline, statistical, machine learning, and deep learning families, so users can understand what methods </w:t>
-      </w:r>
-      <w:proofErr w:type="gramStart"/>
-      <w:r>
-        <w:t>are part of the evaluation</w:t>
-      </w:r>
-      <w:proofErr w:type="gramEnd"/>
-      <w:r>
-        <w:t>.</w:t>
-      </w:r>
-    </w:p>
-    <w:p>
-      <w:r>
-        <w:rPr>
-          <w:b/>
-          <w:bCs/>
-        </w:rPr>
+        <w:t>This section shows the full model universe being compared. It groups the 15 models into baseline, statistical, machine learning, and deep learning families, so users can understand what methods are part of the evaluation.</w:t>
+      </w:r>
+    </w:p>
+    <w:p>
+      <w:r>
+        <w:rPr>
+          <w:b/>
+          <w:bCs/>
+        </w:rPr>
+        <w:lastRenderedPageBreak/>
         <w:t>Tournament</w:t>
       </w:r>
     </w:p>
@@ -176,7 +325,14 @@
         <w:t xml:space="preserve"> remains the selected champion under conditions, while challengers are documented for review but not automatically promoted.</w:t>
       </w:r>
     </w:p>
-    <w:p>
+    <w:p/>
+    <w:p>
+      <w:r>
+        <w:br/>
+      </w:r>
+      <w:r>
+        <w:br/>
+      </w:r>
       <w:r>
         <w:br/>
       </w:r>
@@ -191,6 +347,71 @@
         <w:br/>
       </w:r>
       <w:r>
+        <w:br/>
+      </w:r>
+      <w:r>
+        <w:rPr>
+          <w:b/>
+          <w:bCs/>
+        </w:rPr>
+        <w:t>Viewer</w:t>
+      </w:r>
+    </w:p>
+    <w:p>
+      <w:r>
+        <w:t>The Viewer lets users explore the forecast outputs by entity, model, and horizon. It is useful to compare how different models behave over time without recalculating anything in the dashboard.</w:t>
+      </w:r>
+    </w:p>
+    <w:p>
+      <w:r>
+        <w:rPr>
+          <w:b/>
+          <w:bCs/>
+        </w:rPr>
+        <w:t>Accuracy</w:t>
+      </w:r>
+    </w:p>
+    <w:p>
+      <w:r>
+        <w:t>The Accuracy page summarizes model performance using governed metrics. It helps identify where models are performing better or worse, and supports the model comparison process.</w:t>
+      </w:r>
+    </w:p>
+    <w:p>
+      <w:r>
+        <w:rPr>
+          <w:b/>
+          <w:bCs/>
+        </w:rPr>
+        <w:t>Forecast</w:t>
+      </w:r>
+    </w:p>
+    <w:p>
+      <w:r>
+        <w:t>The Forecast page shows the forward-looking forecast results, including intervals where available. This helps users understand the expected trend and the uncertainty around the forecast.</w:t>
+      </w:r>
+    </w:p>
+    <w:p>
+      <w:r>
+        <w:rPr>
+          <w:b/>
+          <w:bCs/>
+        </w:rPr>
+        <w:t>TTL</w:t>
+      </w:r>
+    </w:p>
+    <w:p>
+      <w:r>
+        <w:t>The TTL page is a capacity-style view that connects demand, supply, and months-to-live logic. In this version, it is a simulated/prototype view because the dashboard is not connected yet to the live TTL API, so it is mainly used to demonstrate how the analysis would look once real supply data is integrated.</w:t>
+      </w:r>
+    </w:p>
+    <w:p>
+      <w:pPr>
+        <w:rPr>
+          <w:b/>
+          <w:bCs/>
+        </w:rPr>
+      </w:pPr>
+      <w:r>
         <w:lastRenderedPageBreak/>
         <w:br/>
       </w:r>
@@ -199,95 +420,6 @@
           <w:b/>
           <w:bCs/>
         </w:rPr>
-        <w:t>Viewer</w:t>
-      </w:r>
-    </w:p>
-    <w:p>
-      <w:r>
-        <w:t>The Viewer lets users explore the forecast outputs by entity, model, and horizon. It is useful to compare how different models behave over time without recalculating anything in the dashboard.</w:t>
-      </w:r>
-    </w:p>
-    <w:p>
-      <w:r>
-        <w:rPr>
-          <w:b/>
-          <w:bCs/>
-        </w:rPr>
-        <w:t>Accuracy</w:t>
-      </w:r>
-    </w:p>
-    <w:p>
-      <w:r>
-        <w:t xml:space="preserve">The Accuracy page summarizes model performance using governed metrics. It helps identify where models are performing better or </w:t>
-      </w:r>
-      <w:proofErr w:type="gramStart"/>
-      <w:r>
-        <w:t>worse, and</w:t>
-      </w:r>
-      <w:proofErr w:type="gramEnd"/>
-      <w:r>
-        <w:t xml:space="preserve"> supports the model comparison process.</w:t>
-      </w:r>
-    </w:p>
-    <w:p>
-      <w:r>
-        <w:rPr>
-          <w:b/>
-          <w:bCs/>
-        </w:rPr>
-        <w:t>Forecast</w:t>
-      </w:r>
-    </w:p>
-    <w:p>
-      <w:r>
-        <w:t>The Forecast page shows the forward-looking forecast results, including intervals where available. This helps users understand the expected trend and the uncertainty around the forecast.</w:t>
-      </w:r>
-    </w:p>
-    <w:p>
-      <w:r>
-        <w:rPr>
-          <w:b/>
-          <w:bCs/>
-        </w:rPr>
-        <w:t>TTL</w:t>
-      </w:r>
-    </w:p>
-    <w:p>
-      <w:r>
-        <w:t xml:space="preserve">The TTL page </w:t>
-      </w:r>
-      <w:proofErr w:type="gramStart"/>
-      <w:r>
-        <w:t>is</w:t>
-      </w:r>
-      <w:proofErr w:type="gramEnd"/>
-      <w:r>
-        <w:t xml:space="preserve"> a capacity-style view that connects demand, supply, and </w:t>
-      </w:r>
-      <w:proofErr w:type="gramStart"/>
-      <w:r>
-        <w:t>months</w:t>
-      </w:r>
-      <w:proofErr w:type="gramEnd"/>
-      <w:r>
-        <w:t>-to-live logic. In this version, it is a simulated/prototype view because the dashboard is not connected yet to the live TTL API, so it is mainly used to demonstrate how the analysis would look once real supply data is integrated.</w:t>
-      </w:r>
-    </w:p>
-    <w:p>
-      <w:pPr>
-        <w:rPr>
-          <w:b/>
-          <w:bCs/>
-        </w:rPr>
-      </w:pPr>
-      <w:r>
-        <w:br/>
-      </w:r>
-      <w:r>
-        <w:rPr>
-          <w:b/>
-          <w:bCs/>
-        </w:rPr>
         <w:t xml:space="preserve">5. </w:t>
       </w:r>
       <w:r>
@@ -310,15 +442,7 @@
     </w:p>
     <w:p>
       <w:r>
-        <w:t xml:space="preserve">The Risks page shows the main limitations and open risks of </w:t>
-      </w:r>
-      <w:proofErr w:type="gramStart"/>
-      <w:r>
-        <w:t>the forecasting</w:t>
-      </w:r>
-      <w:proofErr w:type="gramEnd"/>
-      <w:r>
-        <w:t xml:space="preserve"> improvement work. It helps users understand what still needs caution, follow-up, or future validation before any broader production use.</w:t>
+        <w:t>The Risks page shows the main limitations and open risks of the forecasting improvement work. It helps users understand what still needs caution, follow-up, or future validation before any broader production use.</w:t>
       </w:r>
     </w:p>
     <w:p>
@@ -345,7 +469,6 @@
           <w:b/>
           <w:bCs/>
         </w:rPr>
-        <w:lastRenderedPageBreak/>
         <w:t>6. Reference</w:t>
       </w:r>
       <w:r>
@@ -409,8 +532,151 @@
 </w:document>
 </file>
 
+<file path=word/endnotes.xml><?xml version="1.0" encoding="utf-8"?>
+<w:endnotes xmlns:wpc="http://schemas.microsoft.com/office/word/2010/wordprocessingCanvas" xmlns:cx="http://schemas.microsoft.com/office/drawing/2014/chartex" xmlns:cx1="http://schemas.microsoft.com/office/drawing/2015/9/8/chartex" xmlns:cx2="http://schemas.microsoft.com/office/drawing/2015/10/21/chartex" xmlns:cx3="http://schemas.microsoft.com/office/drawing/2016/5/9/chartex" xmlns:cx4="http://schemas.microsoft.com/office/drawing/2016/5/10/chartex" xmlns:cx5="http://schemas.microsoft.com/office/drawing/2016/5/11/chartex" xmlns:cx6="http://schemas.microsoft.com/office/drawing/2016/5/12/chartex" xmlns:cx7="http://schemas.microsoft.com/office/drawing/2016/5/13/chartex" xmlns:cx8="http://schemas.microsoft.com/office/drawing/2016/5/14/chartex" xmlns:mc="http://schemas.openxmlformats.org/markup-compatibility/2006" xmlns:aink="http://schemas.microsoft.com/office/drawing/2016/ink" xmlns:am3d="http://schemas.microsoft.com/office/drawing/2017/model3d" xmlns:o="urn:schemas-microsoft-com:office:office" xmlns:oel="http://schemas.microsoft.com/office/2019/extlst" xmlns:r="http://schemas.openxmlformats.org/officeDocument/2006/relationships" xmlns:m="http://schemas.openxmlformats.org/officeDocument/2006/math" xmlns:v="urn:schemas-microsoft-com:vml" xmlns:wp14="http://schemas.microsoft.com/office/word/2010/wordprocessingDrawing" xmlns:wp="http://schemas.openxmlformats.org/drawingml/2006/wordprocessingDrawing" xmlns:w10="urn:schemas-microsoft-com:office:word" xmlns:w="http://schemas.openxmlformats.org/wordprocessingml/2006/main" xmlns:w14="http://schemas.microsoft.com/office/word/2010/wordml" xmlns:w15="http://schemas.microsoft.com/office/word/2012/wordml" xmlns:w16cei="http://schemas.microsoft.com/office/word/2026/wordml/cei" xmlns:w16cex="http://schemas.microsoft.com/office/word/2018/wordml/cex" xmlns:w16cid="http://schemas.microsoft.com/office/word/2016/wordml/cid" xmlns:w16="http://schemas.microsoft.com/office/word/2018/wordml" xmlns:w16du="http://schemas.microsoft.com/office/word/2023/wordml/word16du" xmlns:w16sdtdh="http://schemas.microsoft.com/office/word/2020/wordml/sdtdatahash" xmlns:w16sdtfl="http://schemas.microsoft.com/office/word/2024/wordml/sdtformatlock" xmlns:w16se="http://schemas.microsoft.com/office/word/2015/wordml/symex" xmlns:wpg="http://schemas.microsoft.com/office/word/2010/wordprocessingGroup" xmlns:wpi="http://schemas.microsoft.com/office/word/2010/wordprocessingInk" xmlns:wne="http://schemas.microsoft.com/office/word/2006/wordml" xmlns:wps="http://schemas.microsoft.com/office/word/2010/wordprocessingShape" mc:Ignorable="w14 w15 w16se w16cid w16 w16cex w16sdtdh w16sdtfl w16du wp14">
+  <w:endnote w:type="separator" w:id="-1">
+    <w:p>
+      <w:pPr>
+        <w:spacing w:after="0" w:line="240" w:lineRule="auto"/>
+      </w:pPr>
+      <w:r>
+        <w:separator/>
+      </w:r>
+    </w:p>
+  </w:endnote>
+  <w:endnote w:type="continuationSeparator" w:id="0">
+    <w:p>
+      <w:pPr>
+        <w:spacing w:after="0" w:line="240" w:lineRule="auto"/>
+      </w:pPr>
+      <w:r>
+        <w:continuationSeparator/>
+      </w:r>
+    </w:p>
+  </w:endnote>
+</w:endnotes>
+</file>
+
+<file path=word/footnotes.xml><?xml version="1.0" encoding="utf-8"?>
+<w:footnotes xmlns:wpc="http://schemas.microsoft.com/office/word/2010/wordprocessingCanvas" xmlns:cx="http://schemas.microsoft.com/office/drawing/2014/chartex" xmlns:cx1="http://schemas.microsoft.com/office/drawing/2015/9/8/chartex" xmlns:cx2="http://schemas.microsoft.com/office/drawing/2015/10/21/chartex" xmlns:cx3="http://schemas.microsoft.com/office/drawing/2016/5/9/chartex" xmlns:cx4="http://schemas.microsoft.com/office/drawing/2016/5/10/chartex" xmlns:cx5="http://schemas.microsoft.com/office/drawing/2016/5/11/chartex" xmlns:cx6="http://schemas.microsoft.com/office/drawing/2016/5/12/chartex" xmlns:cx7="http://schemas.microsoft.com/office/drawing/2016/5/13/chartex" xmlns:cx8="http://schemas.microsoft.com/office/drawing/2016/5/14/chartex" xmlns:mc="http://schemas.openxmlformats.org/markup-compatibility/2006" xmlns:aink="http://schemas.microsoft.com/office/drawing/2016/ink" xmlns:am3d="http://schemas.microsoft.com/office/drawing/2017/model3d" xmlns:o="urn:schemas-microsoft-com:office:office" xmlns:oel="http://schemas.microsoft.com/office/2019/extlst" xmlns:r="http://schemas.openxmlformats.org/officeDocument/2006/relationships" xmlns:m="http://schemas.openxmlformats.org/officeDocument/2006/math" xmlns:v="urn:schemas-microsoft-com:vml" xmlns:wp14="http://schemas.microsoft.com/office/word/2010/wordprocessingDrawing" xmlns:wp="http://schemas.openxmlformats.org/drawingml/2006/wordprocessingDrawing" xmlns:w10="urn:schemas-microsoft-com:office:word" xmlns:w="http://schemas.openxmlformats.org/wordprocessingml/2006/main" xmlns:w14="http://schemas.microsoft.com/office/word/2010/wordml" xmlns:w15="http://schemas.microsoft.com/office/word/2012/wordml" xmlns:w16cei="http://schemas.microsoft.com/office/word/2026/wordml/cei" xmlns:w16cex="http://schemas.microsoft.com/office/word/2018/wordml/cex" xmlns:w16cid="http://schemas.microsoft.com/office/word/2016/wordml/cid" xmlns:w16="http://schemas.microsoft.com/office/word/2018/wordml" xmlns:w16du="http://schemas.microsoft.com/office/word/2023/wordml/word16du" xmlns:w16sdtdh="http://schemas.microsoft.com/office/word/2020/wordml/sdtdatahash" xmlns:w16sdtfl="http://schemas.microsoft.com/office/word/2024/wordml/sdtformatlock" xmlns:w16se="http://schemas.microsoft.com/office/word/2015/wordml/symex" xmlns:wpg="http://schemas.microsoft.com/office/word/2010/wordprocessingGroup" xmlns:wpi="http://schemas.microsoft.com/office/word/2010/wordprocessingInk" xmlns:wne="http://schemas.microsoft.com/office/word/2006/wordml" xmlns:wps="http://schemas.microsoft.com/office/word/2010/wordprocessingShape" mc:Ignorable="w14 w15 w16se w16cid w16 w16cex w16sdtdh w16sdtfl w16du wp14">
+  <w:footnote w:type="separator" w:id="-1">
+    <w:p>
+      <w:pPr>
+        <w:spacing w:after="0" w:line="240" w:lineRule="auto"/>
+      </w:pPr>
+      <w:r>
+        <w:separator/>
+      </w:r>
+    </w:p>
+  </w:footnote>
+  <w:footnote w:type="continuationSeparator" w:id="0">
+    <w:p>
+      <w:pPr>
+        <w:spacing w:after="0" w:line="240" w:lineRule="auto"/>
+      </w:pPr>
+      <w:r>
+        <w:continuationSeparator/>
+      </w:r>
+    </w:p>
+  </w:footnote>
+</w:footnotes>
+</file>
+
 <file path=word/numbering.xml><?xml version="1.0" encoding="utf-8"?>
-<w:numbering xmlns:wpc="http://schemas.microsoft.com/office/word/2010/wordprocessingCanvas" xmlns:cx="http://schemas.microsoft.com/office/drawing/2014/chartex" xmlns:cx1="http://schemas.microsoft.com/office/drawing/2015/9/8/chartex" xmlns:cx2="http://schemas.microsoft.com/office/drawing/2015/10/21/chartex" xmlns:cx3="http://schemas.microsoft.com/office/drawing/2016/5/9/chartex" xmlns:cx4="http://schemas.microsoft.com/office/drawing/2016/5/10/chartex" xmlns:cx5="http://schemas.microsoft.com/office/drawing/2016/5/11/chartex" xmlns:cx6="http://schemas.microsoft.com/office/drawing/2016/5/12/chartex" xmlns:cx7="http://schemas.microsoft.com/office/drawing/2016/5/13/chartex" xmlns:cx8="http://schemas.microsoft.com/office/drawing/2016/5/14/chartex" xmlns:mc="http://schemas.openxmlformats.org/markup-compatibility/2006" xmlns:aink="http://schemas.microsoft.com/office/drawing/2016/ink" xmlns:am3d="http://schemas.microsoft.com/office/drawing/2017/model3d" xmlns:o="urn:schemas-microsoft-com:office:office" xmlns:oel="http://schemas.microsoft.com/office/2019/extlst" xmlns:r="http://schemas.openxmlformats.org/officeDocument/2006/relationships" xmlns:m="http://schemas.openxmlformats.org/officeDocument/2006/math" xmlns:v="urn:schemas-microsoft-com:vml" xmlns:wp14="http://schemas.microsoft.com/office/word/2010/wordprocessingDrawing" xmlns:wp="http://schemas.openxmlformats.org/drawingml/2006/wordprocessingDrawing" xmlns:w10="urn:schemas-microsoft-com:office:word" xmlns:w="http://schemas.openxmlformats.org/wordprocessingml/2006/main" xmlns:w14="http://schemas.microsoft.com/office/word/2010/wordml" xmlns:w15="http://schemas.microsoft.com/office/word/2012/wordml" xmlns:w16cex="http://schemas.microsoft.com/office/word/2018/wordml/cex" xmlns:w16cid="http://schemas.microsoft.com/office/word/2016/wordml/cid" xmlns:w16="http://schemas.microsoft.com/office/word/2018/wordml" xmlns:w16du="http://schemas.microsoft.com/office/word/2023/wordml/word16du" xmlns:w16sdtdh="http://schemas.microsoft.com/office/word/2020/wordml/sdtdatahash" xmlns:w16sdtfl="http://schemas.microsoft.com/office/word/2024/wordml/sdtformatlock" xmlns:w16se="http://schemas.microsoft.com/office/word/2015/wordml/symex" xmlns:wpg="http://schemas.microsoft.com/office/word/2010/wordprocessingGroup" xmlns:wpi="http://schemas.microsoft.com/office/word/2010/wordprocessingInk" xmlns:wne="http://schemas.microsoft.com/office/word/2006/wordml" xmlns:wps="http://schemas.microsoft.com/office/word/2010/wordprocessingShape" mc:Ignorable="w14 w15 w16se w16cid w16 w16cex w16sdtdh w16sdtfl w16du wp14"/>
+<w:numbering xmlns:wpc="http://schemas.microsoft.com/office/word/2010/wordprocessingCanvas" xmlns:cx="http://schemas.microsoft.com/office/drawing/2014/chartex" xmlns:cx1="http://schemas.microsoft.com/office/drawing/2015/9/8/chartex" xmlns:cx2="http://schemas.microsoft.com/office/drawing/2015/10/21/chartex" xmlns:cx3="http://schemas.microsoft.com/office/drawing/2016/5/9/chartex" xmlns:cx4="http://schemas.microsoft.com/office/drawing/2016/5/10/chartex" xmlns:cx5="http://schemas.microsoft.com/office/drawing/2016/5/11/chartex" xmlns:cx6="http://schemas.microsoft.com/office/drawing/2016/5/12/chartex" xmlns:cx7="http://schemas.microsoft.com/office/drawing/2016/5/13/chartex" xmlns:cx8="http://schemas.microsoft.com/office/drawing/2016/5/14/chartex" xmlns:mc="http://schemas.openxmlformats.org/markup-compatibility/2006" xmlns:aink="http://schemas.microsoft.com/office/drawing/2016/ink" xmlns:am3d="http://schemas.microsoft.com/office/drawing/2017/model3d" xmlns:o="urn:schemas-microsoft-com:office:office" xmlns:oel="http://schemas.microsoft.com/office/2019/extlst" xmlns:r="http://schemas.openxmlformats.org/officeDocument/2006/relationships" xmlns:m="http://schemas.openxmlformats.org/officeDocument/2006/math" xmlns:v="urn:schemas-microsoft-com:vml" xmlns:wp14="http://schemas.microsoft.com/office/word/2010/wordprocessingDrawing" xmlns:wp="http://schemas.openxmlformats.org/drawingml/2006/wordprocessingDrawing" xmlns:w10="urn:schemas-microsoft-com:office:word" xmlns:w="http://schemas.openxmlformats.org/wordprocessingml/2006/main" xmlns:w14="http://schemas.microsoft.com/office/word/2010/wordml" xmlns:w15="http://schemas.microsoft.com/office/word/2012/wordml" xmlns:w16cei="http://schemas.microsoft.com/office/word/2026/wordml/cei" xmlns:w16cex="http://schemas.microsoft.com/office/word/2018/wordml/cex" xmlns:w16cid="http://schemas.microsoft.com/office/word/2016/wordml/cid" xmlns:w16="http://schemas.microsoft.com/office/word/2018/wordml" xmlns:w16du="http://schemas.microsoft.com/office/word/2023/wordml/word16du" xmlns:w16sdtdh="http://schemas.microsoft.com/office/word/2020/wordml/sdtdatahash" xmlns:w16sdtfl="http://schemas.microsoft.com/office/word/2024/wordml/sdtformatlock" xmlns:w16se="http://schemas.microsoft.com/office/word/2015/wordml/symex" xmlns:wpg="http://schemas.microsoft.com/office/word/2010/wordprocessingGroup" xmlns:wpi="http://schemas.microsoft.com/office/word/2010/wordprocessingInk" xmlns:wne="http://schemas.microsoft.com/office/word/2006/wordml" xmlns:wps="http://schemas.microsoft.com/office/word/2010/wordprocessingShape" mc:Ignorable="w14 w15 w16se w16cid w16 w16cex w16sdtdh w16sdtfl w16du wp14">
+  <w:abstractNum w:abstractNumId="0" w15:restartNumberingAfterBreak="0">
+    <w:nsid w:val="22F12EC0"/>
+    <w:multiLevelType w:val="hybridMultilevel"/>
+    <w:tmpl w:val="B186F87A"/>
+    <w:lvl w:ilvl="0" w:tplc="0409000F">
+      <w:start w:val="1"/>
+      <w:numFmt w:val="decimal"/>
+      <w:lvlText w:val="%1."/>
+      <w:lvlJc w:val="left"/>
+      <w:pPr>
+        <w:ind w:left="720" w:hanging="360"/>
+      </w:pPr>
+      <w:rPr>
+        <w:rFonts w:hint="default"/>
+      </w:rPr>
+    </w:lvl>
+    <w:lvl w:ilvl="1" w:tplc="04090019" w:tentative="1">
+      <w:start w:val="1"/>
+      <w:numFmt w:val="lowerLetter"/>
+      <w:lvlText w:val="%2."/>
+      <w:lvlJc w:val="left"/>
+      <w:pPr>
+        <w:ind w:left="1440" w:hanging="360"/>
+      </w:pPr>
+    </w:lvl>
+    <w:lvl w:ilvl="2" w:tplc="0409001B" w:tentative="1">
+      <w:start w:val="1"/>
+      <w:numFmt w:val="lowerRoman"/>
+      <w:lvlText w:val="%3."/>
+      <w:lvlJc w:val="right"/>
+      <w:pPr>
+        <w:ind w:left="2160" w:hanging="180"/>
+      </w:pPr>
+    </w:lvl>
+    <w:lvl w:ilvl="3" w:tplc="0409000F" w:tentative="1">
+      <w:start w:val="1"/>
+      <w:numFmt w:val="decimal"/>
+      <w:lvlText w:val="%4."/>
+      <w:lvlJc w:val="left"/>
+      <w:pPr>
+        <w:ind w:left="2880" w:hanging="360"/>
+      </w:pPr>
+    </w:lvl>
+    <w:lvl w:ilvl="4" w:tplc="04090019" w:tentative="1">
+      <w:start w:val="1"/>
+      <w:numFmt w:val="lowerLetter"/>
+      <w:lvlText w:val="%5."/>
+      <w:lvlJc w:val="left"/>
+      <w:pPr>
+        <w:ind w:left="3600" w:hanging="360"/>
+      </w:pPr>
+    </w:lvl>
+    <w:lvl w:ilvl="5" w:tplc="0409001B" w:tentative="1">
+      <w:start w:val="1"/>
+      <w:numFmt w:val="lowerRoman"/>
+      <w:lvlText w:val="%6."/>
+      <w:lvlJc w:val="right"/>
+      <w:pPr>
+        <w:ind w:left="4320" w:hanging="180"/>
+      </w:pPr>
+    </w:lvl>
+    <w:lvl w:ilvl="6" w:tplc="0409000F" w:tentative="1">
+      <w:start w:val="1"/>
+      <w:numFmt w:val="decimal"/>
+      <w:lvlText w:val="%7."/>
+      <w:lvlJc w:val="left"/>
+      <w:pPr>
+        <w:ind w:left="5040" w:hanging="360"/>
+      </w:pPr>
+    </w:lvl>
+    <w:lvl w:ilvl="7" w:tplc="04090019" w:tentative="1">
+      <w:start w:val="1"/>
+      <w:numFmt w:val="lowerLetter"/>
+      <w:lvlText w:val="%8."/>
+      <w:lvlJc w:val="left"/>
+      <w:pPr>
+        <w:ind w:left="5760" w:hanging="360"/>
+      </w:pPr>
+    </w:lvl>
+    <w:lvl w:ilvl="8" w:tplc="0409001B" w:tentative="1">
+      <w:start w:val="1"/>
+      <w:numFmt w:val="lowerRoman"/>
+      <w:lvlText w:val="%9."/>
+      <w:lvlJc w:val="right"/>
+      <w:pPr>
+        <w:ind w:left="6480" w:hanging="180"/>
+      </w:pPr>
+    </w:lvl>
+  </w:abstractNum>
+  <w:num w:numId="1" w16cid:durableId="608515414">
+    <w:abstractNumId w:val="0"/>
+  </w:num>
+</w:numbering>
 </file>
 
 <file path=word/styles.xml><?xml version="1.0" encoding="utf-8"?>
@@ -1329,6 +1595,50 @@
       <w:spacing w:val="5"/>
     </w:rPr>
   </w:style>
+  <w:style w:type="paragraph" w:styleId="Header">
+    <w:name w:val="header"/>
+    <w:basedOn w:val="Normal"/>
+    <w:link w:val="HeaderChar"/>
+    <w:uiPriority w:val="99"/>
+    <w:unhideWhenUsed/>
+    <w:rsid w:val="000F29A7"/>
+    <w:pPr>
+      <w:tabs>
+        <w:tab w:val="center" w:pos="4680"/>
+        <w:tab w:val="right" w:pos="9360"/>
+      </w:tabs>
+      <w:spacing w:after="0" w:line="240" w:lineRule="auto"/>
+    </w:pPr>
+  </w:style>
+  <w:style w:type="character" w:customStyle="1" w:styleId="HeaderChar">
+    <w:name w:val="Header Char"/>
+    <w:basedOn w:val="DefaultParagraphFont"/>
+    <w:link w:val="Header"/>
+    <w:uiPriority w:val="99"/>
+    <w:rsid w:val="000F29A7"/>
+  </w:style>
+  <w:style w:type="paragraph" w:styleId="Footer">
+    <w:name w:val="footer"/>
+    <w:basedOn w:val="Normal"/>
+    <w:link w:val="FooterChar"/>
+    <w:uiPriority w:val="99"/>
+    <w:unhideWhenUsed/>
+    <w:rsid w:val="000F29A7"/>
+    <w:pPr>
+      <w:tabs>
+        <w:tab w:val="center" w:pos="4680"/>
+        <w:tab w:val="right" w:pos="9360"/>
+      </w:tabs>
+      <w:spacing w:after="0" w:line="240" w:lineRule="auto"/>
+    </w:pPr>
+  </w:style>
+  <w:style w:type="character" w:customStyle="1" w:styleId="FooterChar">
+    <w:name w:val="Footer Char"/>
+    <w:basedOn w:val="DefaultParagraphFont"/>
+    <w:link w:val="Footer"/>
+    <w:uiPriority w:val="99"/>
+    <w:rsid w:val="000F29A7"/>
+  </w:style>
 </w:styles>
 </file>
 
